--- a/K25_CNTT1_SESSION10_EX2.docx
+++ b/K25_CNTT1_SESSION10_EX2.docx
@@ -8,8 +8,6 @@
           <w:rFonts w:ascii="Times New Roman" w:hAnsi="Times New Roman" w:cs="Times New Roman"/>
           <w:b/>
           <w:bCs/>
-          <w:sz w:val="32"/>
-          <w:szCs w:val="32"/>
         </w:rPr>
       </w:pPr>
       <w:r>
@@ -17,18 +15,479 @@
           <w:rFonts w:ascii="Times New Roman" w:hAnsi="Times New Roman" w:cs="Times New Roman"/>
           <w:b/>
           <w:bCs/>
-          <w:sz w:val="32"/>
-          <w:szCs w:val="32"/>
-        </w:rPr>
-        <w:t>Lỗi 1: Chọn sai loại thông điệp tại Bước 2 (Kiểm tra định dạng thẻ)</w:t>
+        </w:rPr>
+        <w:t>PHẦN 1: PHÂN TÍCH LỖI GIAO DIỆN (UI ANALYSIS)</w:t>
+      </w:r>
+    </w:p>
+    <w:tbl>
+      <w:tblPr>
+        <w:tblW w:w="0" w:type="auto"/>
+        <w:tblCellSpacing w:w="15" w:type="dxa"/>
+        <w:tblCellMar>
+          <w:top w:w="15" w:type="dxa"/>
+          <w:left w:w="15" w:type="dxa"/>
+          <w:bottom w:w="15" w:type="dxa"/>
+          <w:right w:w="15" w:type="dxa"/>
+        </w:tblCellMar>
+        <w:tblLook w:val="04A0" w:firstRow="1" w:lastRow="0" w:firstColumn="1" w:lastColumn="0" w:noHBand="0" w:noVBand="1"/>
+      </w:tblPr>
+      <w:tblGrid>
+        <w:gridCol w:w="2014"/>
+        <w:gridCol w:w="7330"/>
+      </w:tblGrid>
+      <w:tr>
+        <w:trPr>
+          <w:tblHeader/>
+          <w:tblCellSpacing w:w="15" w:type="dxa"/>
+        </w:trPr>
+        <w:tc>
+          <w:tcPr>
+            <w:tcW w:w="0" w:type="auto"/>
+            <w:tcBorders>
+              <w:top w:val="single" w:sz="6" w:space="0" w:color="C4C7C5"/>
+              <w:left w:val="single" w:sz="6" w:space="0" w:color="C4C7C5"/>
+              <w:bottom w:val="single" w:sz="6" w:space="0" w:color="C4C7C5"/>
+              <w:right w:val="single" w:sz="6" w:space="0" w:color="C4C7C5"/>
+            </w:tcBorders>
+            <w:tcMar>
+              <w:top w:w="120" w:type="dxa"/>
+              <w:left w:w="180" w:type="dxa"/>
+              <w:bottom w:w="120" w:type="dxa"/>
+              <w:right w:w="180" w:type="dxa"/>
+            </w:tcMar>
+            <w:vAlign w:val="center"/>
+            <w:hideMark/>
+          </w:tcPr>
+          <w:p>
+            <w:pPr>
+              <w:rPr>
+                <w:rFonts w:ascii="Times New Roman" w:hAnsi="Times New Roman" w:cs="Times New Roman"/>
+              </w:rPr>
+            </w:pPr>
+            <w:r>
+              <w:rPr>
+                <w:rFonts w:ascii="Times New Roman" w:hAnsi="Times New Roman" w:cs="Times New Roman"/>
+                <w:b/>
+                <w:bCs/>
+              </w:rPr>
+              <w:t>Hạng mục</w:t>
+            </w:r>
+          </w:p>
+        </w:tc>
+        <w:tc>
+          <w:tcPr>
+            <w:tcW w:w="0" w:type="auto"/>
+            <w:tcBorders>
+              <w:top w:val="single" w:sz="6" w:space="0" w:color="C4C7C5"/>
+              <w:left w:val="single" w:sz="6" w:space="0" w:color="C4C7C5"/>
+              <w:bottom w:val="single" w:sz="6" w:space="0" w:color="C4C7C5"/>
+              <w:right w:val="single" w:sz="6" w:space="0" w:color="C4C7C5"/>
+            </w:tcBorders>
+            <w:tcMar>
+              <w:top w:w="120" w:type="dxa"/>
+              <w:left w:w="180" w:type="dxa"/>
+              <w:bottom w:w="120" w:type="dxa"/>
+              <w:right w:w="180" w:type="dxa"/>
+            </w:tcMar>
+            <w:vAlign w:val="center"/>
+            <w:hideMark/>
+          </w:tcPr>
+          <w:p>
+            <w:pPr>
+              <w:rPr>
+                <w:rFonts w:ascii="Times New Roman" w:hAnsi="Times New Roman" w:cs="Times New Roman"/>
+              </w:rPr>
+            </w:pPr>
+            <w:r>
+              <w:rPr>
+                <w:rFonts w:ascii="Times New Roman" w:hAnsi="Times New Roman" w:cs="Times New Roman"/>
+                <w:b/>
+                <w:bCs/>
+              </w:rPr>
+              <w:t>Chi tiết phân tích</w:t>
+            </w:r>
+          </w:p>
+        </w:tc>
+      </w:tr>
+      <w:tr>
+        <w:trPr>
+          <w:tblCellSpacing w:w="15" w:type="dxa"/>
+        </w:trPr>
+        <w:tc>
+          <w:tcPr>
+            <w:tcW w:w="0" w:type="auto"/>
+            <w:tcBorders>
+              <w:top w:val="single" w:sz="6" w:space="0" w:color="C4C7C5"/>
+              <w:left w:val="single" w:sz="6" w:space="0" w:color="C4C7C5"/>
+              <w:bottom w:val="single" w:sz="6" w:space="0" w:color="C4C7C5"/>
+              <w:right w:val="single" w:sz="6" w:space="0" w:color="C4C7C5"/>
+            </w:tcBorders>
+            <w:tcMar>
+              <w:top w:w="120" w:type="dxa"/>
+              <w:left w:w="180" w:type="dxa"/>
+              <w:bottom w:w="120" w:type="dxa"/>
+              <w:right w:w="180" w:type="dxa"/>
+            </w:tcMar>
+            <w:vAlign w:val="center"/>
+            <w:hideMark/>
+          </w:tcPr>
+          <w:p>
+            <w:pPr>
+              <w:rPr>
+                <w:rFonts w:ascii="Times New Roman" w:hAnsi="Times New Roman" w:cs="Times New Roman"/>
+              </w:rPr>
+            </w:pPr>
+            <w:r>
+              <w:rPr>
+                <w:rFonts w:ascii="Times New Roman" w:hAnsi="Times New Roman" w:cs="Times New Roman"/>
+                <w:b/>
+                <w:bCs/>
+              </w:rPr>
+              <w:t>1. Hiện trạng lỗi của trường Giới tính</w:t>
+            </w:r>
+          </w:p>
+        </w:tc>
+        <w:tc>
+          <w:tcPr>
+            <w:tcW w:w="0" w:type="auto"/>
+            <w:tcBorders>
+              <w:top w:val="single" w:sz="6" w:space="0" w:color="C4C7C5"/>
+              <w:left w:val="single" w:sz="6" w:space="0" w:color="C4C7C5"/>
+              <w:bottom w:val="single" w:sz="6" w:space="0" w:color="C4C7C5"/>
+              <w:right w:val="single" w:sz="6" w:space="0" w:color="C4C7C5"/>
+            </w:tcBorders>
+            <w:tcMar>
+              <w:top w:w="120" w:type="dxa"/>
+              <w:left w:w="180" w:type="dxa"/>
+              <w:bottom w:w="120" w:type="dxa"/>
+              <w:right w:w="180" w:type="dxa"/>
+            </w:tcMar>
+            <w:vAlign w:val="center"/>
+            <w:hideMark/>
+          </w:tcPr>
+          <w:p>
+            <w:pPr>
+              <w:rPr>
+                <w:rFonts w:ascii="Times New Roman" w:hAnsi="Times New Roman" w:cs="Times New Roman"/>
+              </w:rPr>
+            </w:pPr>
+            <w:r>
+              <w:rPr>
+                <w:rFonts w:ascii="Times New Roman" w:hAnsi="Times New Roman" w:cs="Times New Roman"/>
+              </w:rPr>
+              <w:t xml:space="preserve">Trường "Giới tính" đang sử dụng thành phần </w:t>
+            </w:r>
+            <w:r>
+              <w:rPr>
+                <w:rFonts w:ascii="Times New Roman" w:hAnsi="Times New Roman" w:cs="Times New Roman"/>
+                <w:b/>
+                <w:bCs/>
+              </w:rPr>
+              <w:t>Checkbox</w:t>
+            </w:r>
+            <w:r>
+              <w:rPr>
+                <w:rFonts w:ascii="Times New Roman" w:hAnsi="Times New Roman" w:cs="Times New Roman"/>
+              </w:rPr>
+              <w:t xml:space="preserve"> (ô vuông). Cho phép người dùng đánh dấu chọn nhiều đáp án cùng lúc (chọn đồng thời cả </w:t>
+            </w:r>
+            <w:r>
+              <w:rPr>
+                <w:rFonts w:ascii="Times New Roman" w:hAnsi="Times New Roman" w:cs="Times New Roman"/>
+                <w:i/>
+                <w:iCs/>
+              </w:rPr>
+              <w:t>Nam</w:t>
+            </w:r>
+            <w:r>
+              <w:rPr>
+                <w:rFonts w:ascii="Times New Roman" w:hAnsi="Times New Roman" w:cs="Times New Roman"/>
+              </w:rPr>
+              <w:t xml:space="preserve"> và </w:t>
+            </w:r>
+            <w:r>
+              <w:rPr>
+                <w:rFonts w:ascii="Times New Roman" w:hAnsi="Times New Roman" w:cs="Times New Roman"/>
+                <w:i/>
+                <w:iCs/>
+              </w:rPr>
+              <w:t>Nữ</w:t>
+            </w:r>
+            <w:r>
+              <w:rPr>
+                <w:rFonts w:ascii="Times New Roman" w:hAnsi="Times New Roman" w:cs="Times New Roman"/>
+              </w:rPr>
+              <w:t xml:space="preserve">) hoặc gửi form mà không chọn giá trị nào, dẫn đến sai lệch dữ liệu hệ thống. </w:t>
+            </w:r>
+          </w:p>
+        </w:tc>
+      </w:tr>
+      <w:tr>
+        <w:trPr>
+          <w:tblCellSpacing w:w="15" w:type="dxa"/>
+        </w:trPr>
+        <w:tc>
+          <w:tcPr>
+            <w:tcW w:w="0" w:type="auto"/>
+            <w:tcBorders>
+              <w:top w:val="single" w:sz="6" w:space="0" w:color="C4C7C5"/>
+              <w:left w:val="single" w:sz="6" w:space="0" w:color="C4C7C5"/>
+              <w:bottom w:val="single" w:sz="6" w:space="0" w:color="C4C7C5"/>
+              <w:right w:val="single" w:sz="6" w:space="0" w:color="C4C7C5"/>
+            </w:tcBorders>
+            <w:tcMar>
+              <w:top w:w="120" w:type="dxa"/>
+              <w:left w:w="180" w:type="dxa"/>
+              <w:bottom w:w="120" w:type="dxa"/>
+              <w:right w:w="180" w:type="dxa"/>
+            </w:tcMar>
+            <w:vAlign w:val="center"/>
+            <w:hideMark/>
+          </w:tcPr>
+          <w:p>
+            <w:pPr>
+              <w:rPr>
+                <w:rFonts w:ascii="Times New Roman" w:hAnsi="Times New Roman" w:cs="Times New Roman"/>
+              </w:rPr>
+            </w:pPr>
+            <w:r>
+              <w:rPr>
+                <w:rFonts w:ascii="Times New Roman" w:hAnsi="Times New Roman" w:cs="Times New Roman"/>
+                <w:b/>
+                <w:bCs/>
+              </w:rPr>
+              <w:t>2. Nguyên tắc UI bị vi phạm</w:t>
+            </w:r>
+          </w:p>
+        </w:tc>
+        <w:tc>
+          <w:tcPr>
+            <w:tcW w:w="0" w:type="auto"/>
+            <w:tcBorders>
+              <w:top w:val="single" w:sz="6" w:space="0" w:color="C4C7C5"/>
+              <w:left w:val="single" w:sz="6" w:space="0" w:color="C4C7C5"/>
+              <w:bottom w:val="single" w:sz="6" w:space="0" w:color="C4C7C5"/>
+              <w:right w:val="single" w:sz="6" w:space="0" w:color="C4C7C5"/>
+            </w:tcBorders>
+            <w:tcMar>
+              <w:top w:w="120" w:type="dxa"/>
+              <w:left w:w="180" w:type="dxa"/>
+              <w:bottom w:w="120" w:type="dxa"/>
+              <w:right w:w="180" w:type="dxa"/>
+            </w:tcMar>
+            <w:vAlign w:val="center"/>
+            <w:hideMark/>
+          </w:tcPr>
+          <w:p>
+            <w:pPr>
+              <w:rPr>
+                <w:rFonts w:ascii="Times New Roman" w:hAnsi="Times New Roman" w:cs="Times New Roman"/>
+              </w:rPr>
+            </w:pPr>
+            <w:r>
+              <w:rPr>
+                <w:rFonts w:ascii="Times New Roman" w:hAnsi="Times New Roman" w:cs="Times New Roman"/>
+              </w:rPr>
+              <w:t xml:space="preserve">• </w:t>
+            </w:r>
+            <w:r>
+              <w:rPr>
+                <w:rFonts w:ascii="Times New Roman" w:hAnsi="Times New Roman" w:cs="Times New Roman"/>
+                <w:b/>
+                <w:bCs/>
+              </w:rPr>
+              <w:t>Gợi ý chức năng (Affordance):</w:t>
+            </w:r>
+            <w:r>
+              <w:rPr>
+                <w:rFonts w:ascii="Times New Roman" w:hAnsi="Times New Roman" w:cs="Times New Roman"/>
+              </w:rPr>
+              <w:t xml:space="preserve"> Checkbox về mặt thị giác truyền tải thông điệp </w:t>
+            </w:r>
+            <w:r>
+              <w:rPr>
+                <w:rFonts w:ascii="Times New Roman" w:hAnsi="Times New Roman" w:cs="Times New Roman"/>
+                <w:i/>
+                <w:iCs/>
+              </w:rPr>
+              <w:t>"cho phép chọn nhiều lựa chọn độc lập"</w:t>
+            </w:r>
+            <w:r>
+              <w:rPr>
+                <w:rFonts w:ascii="Times New Roman" w:hAnsi="Times New Roman" w:cs="Times New Roman"/>
+              </w:rPr>
+              <w:t>, khiến người dùng hiểu sai bản chất của việc lựa chọn 1 giới tính duy nhất.</w:t>
+            </w:r>
+          </w:p>
+          <w:p>
+            <w:pPr>
+              <w:rPr>
+                <w:rFonts w:ascii="Times New Roman" w:hAnsi="Times New Roman" w:cs="Times New Roman"/>
+              </w:rPr>
+            </w:pPr>
+            <w:r>
+              <w:rPr>
+                <w:rFonts w:ascii="Times New Roman" w:hAnsi="Times New Roman" w:cs="Times New Roman"/>
+              </w:rPr>
+              <w:br/>
+            </w:r>
+          </w:p>
+          <w:p>
+            <w:pPr>
+              <w:rPr>
+                <w:rFonts w:ascii="Times New Roman" w:hAnsi="Times New Roman" w:cs="Times New Roman"/>
+              </w:rPr>
+            </w:pPr>
+            <w:r>
+              <w:rPr>
+                <w:rFonts w:ascii="Times New Roman" w:hAnsi="Times New Roman" w:cs="Times New Roman"/>
+              </w:rPr>
+              <w:t xml:space="preserve">• </w:t>
+            </w:r>
+            <w:r>
+              <w:rPr>
+                <w:rFonts w:ascii="Times New Roman" w:hAnsi="Times New Roman" w:cs="Times New Roman"/>
+                <w:b/>
+                <w:bCs/>
+              </w:rPr>
+              <w:t>Rõ ràng (Clarity):</w:t>
+            </w:r>
+            <w:r>
+              <w:rPr>
+                <w:rFonts w:ascii="Times New Roman" w:hAnsi="Times New Roman" w:cs="Times New Roman"/>
+              </w:rPr>
+              <w:t xml:space="preserve"> Giao diện gây bối rối cho người dùng khi tạo ra khả năng chọn 2 giá trị loại trừ lẫn nhau (mutually exclusive) trên cùng một hồ sơ.</w:t>
+            </w:r>
+          </w:p>
+        </w:tc>
+      </w:tr>
+      <w:tr>
+        <w:trPr>
+          <w:tblCellSpacing w:w="15" w:type="dxa"/>
+        </w:trPr>
+        <w:tc>
+          <w:tcPr>
+            <w:tcW w:w="0" w:type="auto"/>
+            <w:tcBorders>
+              <w:top w:val="single" w:sz="6" w:space="0" w:color="C4C7C5"/>
+              <w:left w:val="single" w:sz="6" w:space="0" w:color="C4C7C5"/>
+              <w:bottom w:val="single" w:sz="6" w:space="0" w:color="C4C7C5"/>
+              <w:right w:val="single" w:sz="6" w:space="0" w:color="C4C7C5"/>
+            </w:tcBorders>
+            <w:tcMar>
+              <w:top w:w="120" w:type="dxa"/>
+              <w:left w:w="180" w:type="dxa"/>
+              <w:bottom w:w="120" w:type="dxa"/>
+              <w:right w:w="180" w:type="dxa"/>
+            </w:tcMar>
+            <w:vAlign w:val="center"/>
+            <w:hideMark/>
+          </w:tcPr>
+          <w:p>
+            <w:pPr>
+              <w:rPr>
+                <w:rFonts w:ascii="Times New Roman" w:hAnsi="Times New Roman" w:cs="Times New Roman"/>
+              </w:rPr>
+            </w:pPr>
+            <w:r>
+              <w:rPr>
+                <w:rFonts w:ascii="Times New Roman" w:hAnsi="Times New Roman" w:cs="Times New Roman"/>
+                <w:b/>
+                <w:bCs/>
+              </w:rPr>
+              <w:t>3. Thành phần UI chuẩn cần thay thế</w:t>
+            </w:r>
+          </w:p>
+        </w:tc>
+        <w:tc>
+          <w:tcPr>
+            <w:tcW w:w="0" w:type="auto"/>
+            <w:tcBorders>
+              <w:top w:val="single" w:sz="6" w:space="0" w:color="C4C7C5"/>
+              <w:left w:val="single" w:sz="6" w:space="0" w:color="C4C7C5"/>
+              <w:bottom w:val="single" w:sz="6" w:space="0" w:color="C4C7C5"/>
+              <w:right w:val="single" w:sz="6" w:space="0" w:color="C4C7C5"/>
+            </w:tcBorders>
+            <w:tcMar>
+              <w:top w:w="120" w:type="dxa"/>
+              <w:left w:w="180" w:type="dxa"/>
+              <w:bottom w:w="120" w:type="dxa"/>
+              <w:right w:w="180" w:type="dxa"/>
+            </w:tcMar>
+            <w:vAlign w:val="center"/>
+            <w:hideMark/>
+          </w:tcPr>
+          <w:p>
+            <w:pPr>
+              <w:rPr>
+                <w:rFonts w:ascii="Times New Roman" w:hAnsi="Times New Roman" w:cs="Times New Roman"/>
+              </w:rPr>
+            </w:pPr>
+            <w:r>
+              <w:rPr>
+                <w:rFonts w:ascii="Times New Roman" w:hAnsi="Times New Roman" w:cs="Times New Roman"/>
+                <w:b/>
+                <w:bCs/>
+              </w:rPr>
+              <w:t>Radio Button</w:t>
+            </w:r>
+            <w:r>
+              <w:rPr>
+                <w:rFonts w:ascii="Times New Roman" w:hAnsi="Times New Roman" w:cs="Times New Roman"/>
+              </w:rPr>
+              <w:t xml:space="preserve"> (Nút chọn tròn). Đây là thành phần thuộc nhóm Input Control chuyên dùng cho các tùy chọn </w:t>
+            </w:r>
+            <w:r>
+              <w:rPr>
+                <w:rFonts w:ascii="Times New Roman" w:hAnsi="Times New Roman" w:cs="Times New Roman"/>
+                <w:b/>
+                <w:bCs/>
+              </w:rPr>
+              <w:t>loại trừ lẫn nhau (Mutually Exclusive)</w:t>
+            </w:r>
+            <w:r>
+              <w:rPr>
+                <w:rFonts w:ascii="Times New Roman" w:hAnsi="Times New Roman" w:cs="Times New Roman"/>
+              </w:rPr>
+              <w:t xml:space="preserve"> — chỉ cho phép người dùng chọn </w:t>
+            </w:r>
+            <w:r>
+              <w:rPr>
+                <w:rFonts w:ascii="Times New Roman" w:hAnsi="Times New Roman" w:cs="Times New Roman"/>
+                <w:b/>
+                <w:bCs/>
+              </w:rPr>
+              <w:t>duy nhất 1 trong các lựa chọn</w:t>
+            </w:r>
+            <w:r>
+              <w:rPr>
+                <w:rFonts w:ascii="Times New Roman" w:hAnsi="Times New Roman" w:cs="Times New Roman"/>
+              </w:rPr>
+              <w:t xml:space="preserve"> tại một thời điểm.</w:t>
+            </w:r>
+          </w:p>
+        </w:tc>
+      </w:tr>
+    </w:tbl>
+    <w:p>
+      <w:pPr>
+        <w:rPr>
+          <w:rFonts w:ascii="Times New Roman" w:hAnsi="Times New Roman" w:cs="Times New Roman"/>
+          <w:b/>
+          <w:bCs/>
+        </w:rPr>
+      </w:pPr>
+      <w:r>
+        <w:rPr>
+          <w:rFonts w:ascii="Times New Roman" w:hAnsi="Times New Roman" w:cs="Times New Roman"/>
+          <w:b/>
+          <w:bCs/>
+        </w:rPr>
+        <w:t>PHẦN 2: THIẾT KẾ SỬA LỖI TRÊN WIREFRAME FIGMA</w:t>
       </w:r>
     </w:p>
     <w:p>
       <w:pPr>
-        <w:numPr>
-          <w:ilvl w:val="0"/>
-          <w:numId w:val="5"/>
-        </w:numPr>
         <w:rPr>
           <w:rFonts w:ascii="Times New Roman" w:hAnsi="Times New Roman" w:cs="Times New Roman"/>
         </w:rPr>
@@ -36,62 +495,32 @@
       <w:r>
         <w:rPr>
           <w:rFonts w:ascii="Times New Roman" w:hAnsi="Times New Roman" w:cs="Times New Roman"/>
-          <w:b/>
-          <w:bCs/>
-        </w:rPr>
-        <w:t>Vị trí lỗi:</w:t>
-      </w:r>
-      <w:r>
-        <w:rPr>
-          <w:rFonts w:ascii="Times New Roman" w:hAnsi="Times New Roman" w:cs="Times New Roman"/>
-        </w:rPr>
-        <w:t xml:space="preserve"> Bước 2 — Cổng Thanh Toán tự kiểm tra định dạng thẻ.</w:t>
+        </w:rPr>
+        <w:t>Để thực hiện chỉnh sửa trên Figma đảm bảo đúng mức độ Wireframe (grayscale/khung xám):</w:t>
       </w:r>
     </w:p>
     <w:p>
       <w:pPr>
-        <w:numPr>
-          <w:ilvl w:val="0"/>
-          <w:numId w:val="5"/>
-        </w:numPr>
-        <w:rPr>
-          <w:rFonts w:ascii="Times New Roman" w:hAnsi="Times New Roman" w:cs="Times New Roman"/>
-        </w:rPr>
-      </w:pPr>
-      <w:r>
         <w:rPr>
           <w:rFonts w:ascii="Times New Roman" w:hAnsi="Times New Roman" w:cs="Times New Roman"/>
           <w:b/>
           <w:bCs/>
         </w:rPr>
-        <w:t>Thực trạng bản vẽ:</w:t>
-      </w:r>
-      <w:r>
-        <w:rPr>
-          <w:rFonts w:ascii="Times New Roman" w:hAnsi="Times New Roman" w:cs="Times New Roman"/>
-        </w:rPr>
-        <w:t xml:space="preserve"> Thực tập sinh dùng thông điệp </w:t>
-      </w:r>
+      </w:pPr>
       <w:r>
         <w:rPr>
           <w:rFonts w:ascii="Times New Roman" w:hAnsi="Times New Roman" w:cs="Times New Roman"/>
           <w:b/>
           <w:bCs/>
         </w:rPr>
-        <w:t>Bất đồng bộ (Async)</w:t>
-      </w:r>
-      <w:r>
-        <w:rPr>
-          <w:rFonts w:ascii="Times New Roman" w:hAnsi="Times New Roman" w:cs="Times New Roman"/>
-        </w:rPr>
-        <w:t xml:space="preserve"> gửi sang một Lifeline (đối tượng) mới phát sinh ngoài kịch bản.</w:t>
+        <w:t>1. Mô tả chi tiết cách sửa đổi trên wireframe:</w:t>
       </w:r>
     </w:p>
     <w:p>
       <w:pPr>
         <w:numPr>
           <w:ilvl w:val="0"/>
-          <w:numId w:val="5"/>
+          <w:numId w:val="8"/>
         </w:numPr>
         <w:rPr>
           <w:rFonts w:ascii="Times New Roman" w:hAnsi="Times New Roman" w:cs="Times New Roman"/>
@@ -103,20 +532,45 @@
           <w:b/>
           <w:bCs/>
         </w:rPr>
-        <w:t>Giải thích nguyên nhân &amp; Hậu quả nghiệp vụ:</w:t>
-      </w:r>
-      <w:r>
-        <w:rPr>
-          <w:rFonts w:ascii="Times New Roman" w:hAnsi="Times New Roman" w:cs="Times New Roman"/>
-        </w:rPr>
-        <w:t xml:space="preserve"> Việc tạo thêm một Lifeline mới gây thừa thãi đối tượng không có trong thiết kế kiến trúc ban đầu. Hơn nữa, việc sử dụng thông điệp Async khiến Cổng Thanh Toán không nhận được kết quả kiểm tra định dạng ngay lập tức để quyết định có cho phép tiến hành giao dịch tiếp hay không, dẫn đến rủi ro gửi dữ liệu thẻ sai định dạng sang Ngân Hàng Lõi.</w:t>
+        <w:t>Xóa bỏ:</w:t>
       </w:r>
     </w:p>
     <w:p>
       <w:pPr>
         <w:numPr>
+          <w:ilvl w:val="1"/>
+          <w:numId w:val="8"/>
+        </w:numPr>
+        <w:rPr>
+          <w:rFonts w:ascii="Times New Roman" w:hAnsi="Times New Roman" w:cs="Times New Roman"/>
+        </w:rPr>
+      </w:pPr>
+      <w:r>
+        <w:rPr>
+          <w:rFonts w:ascii="Times New Roman" w:hAnsi="Times New Roman" w:cs="Times New Roman"/>
+        </w:rPr>
+        <w:t xml:space="preserve">Hai ô vuông Checkbox </w:t>
+      </w:r>
+      <w:proofErr w:type="gramStart"/>
+      <w:r>
+        <w:rPr>
+          <w:rFonts w:ascii="Times New Roman" w:hAnsi="Times New Roman" w:cs="Times New Roman"/>
+        </w:rPr>
+        <w:t>[ ]</w:t>
+      </w:r>
+      <w:proofErr w:type="gramEnd"/>
+      <w:r>
+        <w:rPr>
+          <w:rFonts w:ascii="Times New Roman" w:hAnsi="Times New Roman" w:cs="Times New Roman"/>
+        </w:rPr>
+        <w:t xml:space="preserve"> bên cạnh chữ "Nam" và "Nữ". </w:t>
+      </w:r>
+    </w:p>
+    <w:p>
+      <w:pPr>
+        <w:numPr>
           <w:ilvl w:val="0"/>
-          <w:numId w:val="5"/>
+          <w:numId w:val="8"/>
         </w:numPr>
         <w:rPr>
           <w:rFonts w:ascii="Times New Roman" w:hAnsi="Times New Roman" w:cs="Times New Roman"/>
@@ -128,22 +582,43 @@
           <w:b/>
           <w:bCs/>
         </w:rPr>
-        <w:t>Loại thông điệp đúng phải dùng:</w:t>
+        <w:t>Thêm mới / Thay thế:</w:t>
+      </w:r>
+    </w:p>
+    <w:p>
+      <w:pPr>
+        <w:numPr>
+          <w:ilvl w:val="1"/>
+          <w:numId w:val="8"/>
+        </w:numPr>
+        <w:rPr>
+          <w:rFonts w:ascii="Times New Roman" w:hAnsi="Times New Roman" w:cs="Times New Roman"/>
+        </w:rPr>
+      </w:pPr>
+      <w:r>
+        <w:rPr>
+          <w:rFonts w:ascii="Times New Roman" w:hAnsi="Times New Roman" w:cs="Times New Roman"/>
+        </w:rPr>
+        <w:t xml:space="preserve">Thay bằng </w:t>
       </w:r>
       <w:r>
         <w:rPr>
           <w:rFonts w:ascii="Times New Roman" w:hAnsi="Times New Roman" w:cs="Times New Roman"/>
-        </w:rPr>
-        <w:t xml:space="preserve"> </w:t>
-      </w:r>
-      <w:r>
-        <w:rPr>
-          <w:rFonts w:ascii="Times New Roman" w:hAnsi="Times New Roman" w:cs="Times New Roman"/>
           <w:b/>
           <w:bCs/>
         </w:rPr>
-        <w:t>Self-Message (Thông điệp Tự gọi)</w:t>
+        <w:t xml:space="preserve">2 hình tròn Radio Button </w:t>
       </w:r>
+      <w:proofErr w:type="gramStart"/>
+      <w:r>
+        <w:rPr>
+          <w:rFonts w:ascii="Times New Roman" w:hAnsi="Times New Roman" w:cs="Times New Roman"/>
+          <w:b/>
+          <w:bCs/>
+        </w:rPr>
+        <w:t>( )</w:t>
+      </w:r>
+      <w:proofErr w:type="gramEnd"/>
       <w:r>
         <w:rPr>
           <w:rFonts w:ascii="Times New Roman" w:hAnsi="Times New Roman" w:cs="Times New Roman"/>
@@ -155,7 +630,7 @@
       <w:pPr>
         <w:numPr>
           <w:ilvl w:val="1"/>
-          <w:numId w:val="5"/>
+          <w:numId w:val="8"/>
         </w:numPr>
         <w:rPr>
           <w:rFonts w:ascii="Times New Roman" w:hAnsi="Times New Roman" w:cs="Times New Roman"/>
@@ -164,24 +639,55 @@
       <w:r>
         <w:rPr>
           <w:rFonts w:ascii="Times New Roman" w:hAnsi="Times New Roman" w:cs="Times New Roman"/>
-          <w:i/>
-          <w:iCs/>
-        </w:rPr>
-        <w:t>Ký hiệu/Mô tả:</w:t>
+          <w:b/>
+          <w:bCs/>
+        </w:rPr>
+        <w:t>Trạng thái mặc định (Default State):</w:t>
       </w:r>
       <w:r>
         <w:rPr>
           <w:rFonts w:ascii="Times New Roman" w:hAnsi="Times New Roman" w:cs="Times New Roman"/>
         </w:rPr>
-        <w:t xml:space="preserve"> Mũi tên vòng cung quay lại chính Lifeline Cổng Thanh Toán.</w:t>
+        <w:t xml:space="preserve"> Hiển thị 2 nút tròn rỗng </w:t>
+      </w:r>
+      <w:proofErr w:type="gramStart"/>
+      <w:r>
+        <w:rPr>
+          <w:rFonts w:ascii="Times New Roman" w:hAnsi="Times New Roman" w:cs="Times New Roman"/>
+        </w:rPr>
+        <w:t>( )</w:t>
+      </w:r>
+      <w:proofErr w:type="gramEnd"/>
+      <w:r>
+        <w:rPr>
+          <w:rFonts w:ascii="Times New Roman" w:hAnsi="Times New Roman" w:cs="Times New Roman"/>
+        </w:rPr>
+        <w:t xml:space="preserve"> Nam </w:t>
+      </w:r>
+      <w:proofErr w:type="gramStart"/>
+      <w:r>
+        <w:rPr>
+          <w:rFonts w:ascii="Times New Roman" w:hAnsi="Times New Roman" w:cs="Times New Roman"/>
+        </w:rPr>
+        <w:t>( )</w:t>
+      </w:r>
+      <w:proofErr w:type="gramEnd"/>
+      <w:r>
+        <w:rPr>
+          <w:rFonts w:ascii="Times New Roman" w:hAnsi="Times New Roman" w:cs="Times New Roman"/>
+        </w:rPr>
+        <w:t xml:space="preserve"> Nữ (hoặc thiết lập 1 trạng thái được chọn mặc định với chấm tròn đen bên trong (*) Nam).</w:t>
       </w:r>
     </w:p>
     <w:p>
       <w:pPr>
-        <w:numPr>
-          <w:ilvl w:val="1"/>
-          <w:numId w:val="5"/>
-        </w:numPr>
+        <w:rPr>
+          <w:rFonts w:ascii="Times New Roman" w:hAnsi="Times New Roman" w:cs="Times New Roman"/>
+        </w:rPr>
+      </w:pPr>
+    </w:p>
+    <w:p>
+      <w:pPr>
         <w:rPr>
           <w:rFonts w:ascii="Times New Roman" w:hAnsi="Times New Roman" w:cs="Times New Roman"/>
         </w:rPr>
@@ -189,287 +695,16 @@
       <w:r>
         <w:rPr>
           <w:rFonts w:ascii="Times New Roman" w:hAnsi="Times New Roman" w:cs="Times New Roman"/>
-          <w:i/>
-          <w:iCs/>
-        </w:rPr>
-        <w:t xml:space="preserve">Lý </w:t>
-      </w:r>
-      <w:proofErr w:type="gramStart"/>
-      <w:r>
-        <w:rPr>
-          <w:rFonts w:ascii="Times New Roman" w:hAnsi="Times New Roman" w:cs="Times New Roman"/>
-          <w:i/>
-          <w:iCs/>
-        </w:rPr>
-        <w:t>do</w:t>
-      </w:r>
-      <w:proofErr w:type="gramEnd"/>
-      <w:r>
-        <w:rPr>
-          <w:rFonts w:ascii="Times New Roman" w:hAnsi="Times New Roman" w:cs="Times New Roman"/>
-          <w:i/>
-          <w:iCs/>
-        </w:rPr>
-        <w:t>:</w:t>
+        </w:rPr>
+        <w:lastRenderedPageBreak/>
+        <w:t xml:space="preserve">Link figma: </w:t>
       </w:r>
       <w:r>
         <w:rPr>
           <w:rFonts w:ascii="Times New Roman" w:hAnsi="Times New Roman" w:cs="Times New Roman"/>
         </w:rPr>
-        <w:t xml:space="preserve"> Thao tác kiểm tra định dạng thẻ (validate) là logic xử lý nội bộ nằm trên chính Cổng Thanh Toán, không đòi hỏi gọi sang đối tượng bên ngoài.</w:t>
+        <w:t>https://www.figma.com/design/88N4W2EIuovRpJpPoZQyWn/Untitled?node-id=0-1&amp;t=SnKuspP5Ux1WuzAV-1</w:t>
       </w:r>
-    </w:p>
-    <w:p>
-      <w:pPr>
-        <w:rPr>
-          <w:rFonts w:ascii="Times New Roman" w:hAnsi="Times New Roman" w:cs="Times New Roman"/>
-          <w:b/>
-          <w:bCs/>
-          <w:sz w:val="32"/>
-          <w:szCs w:val="32"/>
-        </w:rPr>
-      </w:pPr>
-      <w:r>
-        <w:rPr>
-          <w:rFonts w:ascii="Times New Roman" w:hAnsi="Times New Roman" w:cs="Times New Roman"/>
-          <w:b/>
-          <w:bCs/>
-          <w:sz w:val="32"/>
-          <w:szCs w:val="32"/>
-        </w:rPr>
-        <w:t>Lỗi 2: Chọn sai loại thông điệp tại Bước 6 (Gửi email hóa đơn)</w:t>
-      </w:r>
-    </w:p>
-    <w:p>
-      <w:pPr>
-        <w:numPr>
-          <w:ilvl w:val="0"/>
-          <w:numId w:val="6"/>
-        </w:numPr>
-        <w:rPr>
-          <w:rFonts w:ascii="Times New Roman" w:hAnsi="Times New Roman" w:cs="Times New Roman"/>
-        </w:rPr>
-      </w:pPr>
-      <w:r>
-        <w:rPr>
-          <w:rFonts w:ascii="Times New Roman" w:hAnsi="Times New Roman" w:cs="Times New Roman"/>
-          <w:b/>
-          <w:bCs/>
-        </w:rPr>
-        <w:t>Vị trí lỗi:</w:t>
-      </w:r>
-      <w:r>
-        <w:rPr>
-          <w:rFonts w:ascii="Times New Roman" w:hAnsi="Times New Roman" w:cs="Times New Roman"/>
-        </w:rPr>
-        <w:t xml:space="preserve"> Bước 6 — Cổng Thanh Toán gửi yêu cầu </w:t>
-      </w:r>
-      <w:proofErr w:type="gramStart"/>
-      <w:r>
-        <w:rPr>
-          <w:rFonts w:ascii="Times New Roman" w:hAnsi="Times New Roman" w:cs="Times New Roman"/>
-        </w:rPr>
-        <w:t>sendReceiptEmail(</w:t>
-      </w:r>
-      <w:proofErr w:type="gramEnd"/>
-      <w:r>
-        <w:rPr>
-          <w:rFonts w:ascii="Times New Roman" w:hAnsi="Times New Roman" w:cs="Times New Roman"/>
-        </w:rPr>
-        <w:t>) sang EmailServer.</w:t>
-      </w:r>
-    </w:p>
-    <w:p>
-      <w:pPr>
-        <w:numPr>
-          <w:ilvl w:val="0"/>
-          <w:numId w:val="6"/>
-        </w:numPr>
-        <w:rPr>
-          <w:rFonts w:ascii="Times New Roman" w:hAnsi="Times New Roman" w:cs="Times New Roman"/>
-        </w:rPr>
-      </w:pPr>
-      <w:r>
-        <w:rPr>
-          <w:rFonts w:ascii="Times New Roman" w:hAnsi="Times New Roman" w:cs="Times New Roman"/>
-          <w:b/>
-          <w:bCs/>
-        </w:rPr>
-        <w:t>Thực trạng bản vẽ:</w:t>
-      </w:r>
-      <w:r>
-        <w:rPr>
-          <w:rFonts w:ascii="Times New Roman" w:hAnsi="Times New Roman" w:cs="Times New Roman"/>
-        </w:rPr>
-        <w:t xml:space="preserve"> Thực tập sinh dùng thông điệp </w:t>
-      </w:r>
-      <w:r>
-        <w:rPr>
-          <w:rFonts w:ascii="Times New Roman" w:hAnsi="Times New Roman" w:cs="Times New Roman"/>
-          <w:b/>
-          <w:bCs/>
-        </w:rPr>
-        <w:t>Đồng bộ (Sync)</w:t>
-      </w:r>
-      <w:r>
-        <w:rPr>
-          <w:rFonts w:ascii="Times New Roman" w:hAnsi="Times New Roman" w:cs="Times New Roman"/>
-        </w:rPr>
-        <w:t xml:space="preserve"> kèm theo mũi tên Phản hồi (Return).</w:t>
-      </w:r>
-    </w:p>
-    <w:p>
-      <w:pPr>
-        <w:numPr>
-          <w:ilvl w:val="0"/>
-          <w:numId w:val="6"/>
-        </w:numPr>
-        <w:rPr>
-          <w:rFonts w:ascii="Times New Roman" w:hAnsi="Times New Roman" w:cs="Times New Roman"/>
-        </w:rPr>
-      </w:pPr>
-      <w:r>
-        <w:rPr>
-          <w:rFonts w:ascii="Times New Roman" w:hAnsi="Times New Roman" w:cs="Times New Roman"/>
-          <w:b/>
-          <w:bCs/>
-        </w:rPr>
-        <w:t>Giải thích nguyên nhân &amp; Hậu quả nghiệp vụ:</w:t>
-      </w:r>
-      <w:r>
-        <w:rPr>
-          <w:rFonts w:ascii="Times New Roman" w:hAnsi="Times New Roman" w:cs="Times New Roman"/>
-        </w:rPr>
-        <w:t xml:space="preserve"> Khi dùng thông điệp Sync, Cổng Thanh Toán bắt buộc phải treo luồng (block thread) để chờ phản hồi từ EmailServer mới hoàn tất tác vụ. Nếu EmailServer gặp sự cố, phản hồi chậm hoặc bị treo, toàn bộ luồng thanh toán của người dùng sẽ bị kéo dài thời gian phản hồi (latency cao) hoặc nghẽn mạng, trong khi nghiệp vụ gửi email hóa đơn là tác vụ phụ không cần kết quả trả về ngay lập tức.</w:t>
-      </w:r>
-    </w:p>
-    <w:p>
-      <w:pPr>
-        <w:numPr>
-          <w:ilvl w:val="0"/>
-          <w:numId w:val="6"/>
-        </w:numPr>
-        <w:rPr>
-          <w:rFonts w:ascii="Times New Roman" w:hAnsi="Times New Roman" w:cs="Times New Roman"/>
-        </w:rPr>
-      </w:pPr>
-      <w:r>
-        <w:rPr>
-          <w:rFonts w:ascii="Times New Roman" w:hAnsi="Times New Roman" w:cs="Times New Roman"/>
-          <w:b/>
-          <w:bCs/>
-        </w:rPr>
-        <w:t>Loại thông điệp đúng phải dùng:</w:t>
-      </w:r>
-      <w:r>
-        <w:rPr>
-          <w:rFonts w:ascii="Times New Roman" w:hAnsi="Times New Roman" w:cs="Times New Roman"/>
-        </w:rPr>
-        <w:t xml:space="preserve"> </w:t>
-      </w:r>
-      <w:r>
-        <w:rPr>
-          <w:rFonts w:ascii="Times New Roman" w:hAnsi="Times New Roman" w:cs="Times New Roman"/>
-          <w:b/>
-          <w:bCs/>
-        </w:rPr>
-        <w:t>Asynchronous Message (Thông điệp Bất đồng bộ - Async)</w:t>
-      </w:r>
-      <w:r>
-        <w:rPr>
-          <w:rFonts w:ascii="Times New Roman" w:hAnsi="Times New Roman" w:cs="Times New Roman"/>
-        </w:rPr>
-        <w:t>.</w:t>
-      </w:r>
-    </w:p>
-    <w:p>
-      <w:pPr>
-        <w:numPr>
-          <w:ilvl w:val="1"/>
-          <w:numId w:val="6"/>
-        </w:numPr>
-        <w:rPr>
-          <w:rFonts w:ascii="Times New Roman" w:hAnsi="Times New Roman" w:cs="Times New Roman"/>
-        </w:rPr>
-      </w:pPr>
-      <w:r>
-        <w:rPr>
-          <w:rFonts w:ascii="Times New Roman" w:hAnsi="Times New Roman" w:cs="Times New Roman"/>
-          <w:i/>
-          <w:iCs/>
-        </w:rPr>
-        <w:t>Ký hiệu/Mô tả:</w:t>
-      </w:r>
-      <w:r>
-        <w:rPr>
-          <w:rFonts w:ascii="Times New Roman" w:hAnsi="Times New Roman" w:cs="Times New Roman"/>
-        </w:rPr>
-        <w:t xml:space="preserve"> Mũi tên nét liền với đầu hở (-&gt;), </w:t>
-      </w:r>
-      <w:r>
-        <w:rPr>
-          <w:rFonts w:ascii="Times New Roman" w:hAnsi="Times New Roman" w:cs="Times New Roman"/>
-          <w:b/>
-          <w:bCs/>
-        </w:rPr>
-        <w:t>không</w:t>
-      </w:r>
-      <w:r>
-        <w:rPr>
-          <w:rFonts w:ascii="Times New Roman" w:hAnsi="Times New Roman" w:cs="Times New Roman"/>
-        </w:rPr>
-        <w:t xml:space="preserve"> có thông điệp Return đi kèm.</w:t>
-      </w:r>
-    </w:p>
-    <w:p>
-      <w:pPr>
-        <w:numPr>
-          <w:ilvl w:val="1"/>
-          <w:numId w:val="6"/>
-        </w:numPr>
-        <w:rPr>
-          <w:rFonts w:ascii="Times New Roman" w:hAnsi="Times New Roman" w:cs="Times New Roman"/>
-        </w:rPr>
-      </w:pPr>
-      <w:r>
-        <w:rPr>
-          <w:rFonts w:ascii="Times New Roman" w:hAnsi="Times New Roman" w:cs="Times New Roman"/>
-          <w:i/>
-          <w:iCs/>
-        </w:rPr>
-        <w:t xml:space="preserve">Lý </w:t>
-      </w:r>
-      <w:proofErr w:type="gramStart"/>
-      <w:r>
-        <w:rPr>
-          <w:rFonts w:ascii="Times New Roman" w:hAnsi="Times New Roman" w:cs="Times New Roman"/>
-          <w:i/>
-          <w:iCs/>
-        </w:rPr>
-        <w:t>do</w:t>
-      </w:r>
-      <w:proofErr w:type="gramEnd"/>
-      <w:r>
-        <w:rPr>
-          <w:rFonts w:ascii="Times New Roman" w:hAnsi="Times New Roman" w:cs="Times New Roman"/>
-          <w:i/>
-          <w:iCs/>
-        </w:rPr>
-        <w:t>:</w:t>
-      </w:r>
-      <w:r>
-        <w:rPr>
-          <w:rFonts w:ascii="Times New Roman" w:hAnsi="Times New Roman" w:cs="Times New Roman"/>
-        </w:rPr>
-        <w:t xml:space="preserve"> Cổng Thanh Toán chỉ cần "gửi và quên" (fire-and-forget) lệnh gửi email sang EmailServer để tiếp tục giải phóng tài nguyên hệ thống, đáp ứng đúng yêu cầu nghiệp vụ là "không chờ EmailServer phản hồi".</w:t>
-      </w:r>
-    </w:p>
-    <w:p>
-      <w:pPr>
-        <w:rPr>
-          <w:rFonts w:ascii="Times New Roman" w:hAnsi="Times New Roman" w:cs="Times New Roman"/>
-        </w:rPr>
-      </w:pPr>
     </w:p>
     <w:sectPr>
       <w:pgSz w:w="12240" w:h="15840"/>
@@ -750,6 +985,155 @@
     </w:lvl>
   </w:abstractNum>
   <w:abstractNum w:abstractNumId="2" w15:restartNumberingAfterBreak="0">
+    <w:nsid w:val="30060614"/>
+    <w:multiLevelType w:val="multilevel"/>
+    <w:tmpl w:val="B504FC84"/>
+    <w:lvl w:ilvl="0">
+      <w:start w:val="1"/>
+      <w:numFmt w:val="bullet"/>
+      <w:lvlText w:val=""/>
+      <w:lvlJc w:val="left"/>
+      <w:pPr>
+        <w:tabs>
+          <w:tab w:val="num" w:pos="720"/>
+        </w:tabs>
+        <w:ind w:left="720" w:hanging="360"/>
+      </w:pPr>
+      <w:rPr>
+        <w:rFonts w:ascii="Symbol" w:hAnsi="Symbol" w:hint="default"/>
+        <w:sz w:val="20"/>
+      </w:rPr>
+    </w:lvl>
+    <w:lvl w:ilvl="1">
+      <w:start w:val="1"/>
+      <w:numFmt w:val="bullet"/>
+      <w:lvlText w:val="o"/>
+      <w:lvlJc w:val="left"/>
+      <w:pPr>
+        <w:tabs>
+          <w:tab w:val="num" w:pos="1440"/>
+        </w:tabs>
+        <w:ind w:left="1440" w:hanging="360"/>
+      </w:pPr>
+      <w:rPr>
+        <w:rFonts w:ascii="Courier New" w:hAnsi="Courier New" w:hint="default"/>
+        <w:sz w:val="20"/>
+      </w:rPr>
+    </w:lvl>
+    <w:lvl w:ilvl="2" w:tentative="1">
+      <w:start w:val="1"/>
+      <w:numFmt w:val="bullet"/>
+      <w:lvlText w:val=""/>
+      <w:lvlJc w:val="left"/>
+      <w:pPr>
+        <w:tabs>
+          <w:tab w:val="num" w:pos="2160"/>
+        </w:tabs>
+        <w:ind w:left="2160" w:hanging="360"/>
+      </w:pPr>
+      <w:rPr>
+        <w:rFonts w:ascii="Wingdings" w:hAnsi="Wingdings" w:hint="default"/>
+        <w:sz w:val="20"/>
+      </w:rPr>
+    </w:lvl>
+    <w:lvl w:ilvl="3" w:tentative="1">
+      <w:start w:val="1"/>
+      <w:numFmt w:val="bullet"/>
+      <w:lvlText w:val=""/>
+      <w:lvlJc w:val="left"/>
+      <w:pPr>
+        <w:tabs>
+          <w:tab w:val="num" w:pos="2880"/>
+        </w:tabs>
+        <w:ind w:left="2880" w:hanging="360"/>
+      </w:pPr>
+      <w:rPr>
+        <w:rFonts w:ascii="Wingdings" w:hAnsi="Wingdings" w:hint="default"/>
+        <w:sz w:val="20"/>
+      </w:rPr>
+    </w:lvl>
+    <w:lvl w:ilvl="4" w:tentative="1">
+      <w:start w:val="1"/>
+      <w:numFmt w:val="bullet"/>
+      <w:lvlText w:val=""/>
+      <w:lvlJc w:val="left"/>
+      <w:pPr>
+        <w:tabs>
+          <w:tab w:val="num" w:pos="3600"/>
+        </w:tabs>
+        <w:ind w:left="3600" w:hanging="360"/>
+      </w:pPr>
+      <w:rPr>
+        <w:rFonts w:ascii="Wingdings" w:hAnsi="Wingdings" w:hint="default"/>
+        <w:sz w:val="20"/>
+      </w:rPr>
+    </w:lvl>
+    <w:lvl w:ilvl="5" w:tentative="1">
+      <w:start w:val="1"/>
+      <w:numFmt w:val="bullet"/>
+      <w:lvlText w:val=""/>
+      <w:lvlJc w:val="left"/>
+      <w:pPr>
+        <w:tabs>
+          <w:tab w:val="num" w:pos="4320"/>
+        </w:tabs>
+        <w:ind w:left="4320" w:hanging="360"/>
+      </w:pPr>
+      <w:rPr>
+        <w:rFonts w:ascii="Wingdings" w:hAnsi="Wingdings" w:hint="default"/>
+        <w:sz w:val="20"/>
+      </w:rPr>
+    </w:lvl>
+    <w:lvl w:ilvl="6" w:tentative="1">
+      <w:start w:val="1"/>
+      <w:numFmt w:val="bullet"/>
+      <w:lvlText w:val=""/>
+      <w:lvlJc w:val="left"/>
+      <w:pPr>
+        <w:tabs>
+          <w:tab w:val="num" w:pos="5040"/>
+        </w:tabs>
+        <w:ind w:left="5040" w:hanging="360"/>
+      </w:pPr>
+      <w:rPr>
+        <w:rFonts w:ascii="Wingdings" w:hAnsi="Wingdings" w:hint="default"/>
+        <w:sz w:val="20"/>
+      </w:rPr>
+    </w:lvl>
+    <w:lvl w:ilvl="7" w:tentative="1">
+      <w:start w:val="1"/>
+      <w:numFmt w:val="bullet"/>
+      <w:lvlText w:val=""/>
+      <w:lvlJc w:val="left"/>
+      <w:pPr>
+        <w:tabs>
+          <w:tab w:val="num" w:pos="5760"/>
+        </w:tabs>
+        <w:ind w:left="5760" w:hanging="360"/>
+      </w:pPr>
+      <w:rPr>
+        <w:rFonts w:ascii="Wingdings" w:hAnsi="Wingdings" w:hint="default"/>
+        <w:sz w:val="20"/>
+      </w:rPr>
+    </w:lvl>
+    <w:lvl w:ilvl="8" w:tentative="1">
+      <w:start w:val="1"/>
+      <w:numFmt w:val="bullet"/>
+      <w:lvlText w:val=""/>
+      <w:lvlJc w:val="left"/>
+      <w:pPr>
+        <w:tabs>
+          <w:tab w:val="num" w:pos="6480"/>
+        </w:tabs>
+        <w:ind w:left="6480" w:hanging="360"/>
+      </w:pPr>
+      <w:rPr>
+        <w:rFonts w:ascii="Wingdings" w:hAnsi="Wingdings" w:hint="default"/>
+        <w:sz w:val="20"/>
+      </w:rPr>
+    </w:lvl>
+  </w:abstractNum>
+  <w:abstractNum w:abstractNumId="3" w15:restartNumberingAfterBreak="0">
     <w:nsid w:val="307B2D39"/>
     <w:multiLevelType w:val="multilevel"/>
     <w:tmpl w:val="190E8C64"/>
@@ -898,7 +1282,7 @@
       </w:rPr>
     </w:lvl>
   </w:abstractNum>
-  <w:abstractNum w:abstractNumId="3" w15:restartNumberingAfterBreak="0">
+  <w:abstractNum w:abstractNumId="4" w15:restartNumberingAfterBreak="0">
     <w:nsid w:val="431F47A4"/>
     <w:multiLevelType w:val="multilevel"/>
     <w:tmpl w:val="1E946694"/>
@@ -1047,7 +1431,7 @@
       </w:rPr>
     </w:lvl>
   </w:abstractNum>
-  <w:abstractNum w:abstractNumId="4" w15:restartNumberingAfterBreak="0">
+  <w:abstractNum w:abstractNumId="5" w15:restartNumberingAfterBreak="0">
     <w:nsid w:val="4E263D84"/>
     <w:multiLevelType w:val="multilevel"/>
     <w:tmpl w:val="668A3970"/>
@@ -1196,7 +1580,156 @@
       </w:rPr>
     </w:lvl>
   </w:abstractNum>
-  <w:abstractNum w:abstractNumId="5" w15:restartNumberingAfterBreak="0">
+  <w:abstractNum w:abstractNumId="6" w15:restartNumberingAfterBreak="0">
+    <w:nsid w:val="57023345"/>
+    <w:multiLevelType w:val="multilevel"/>
+    <w:tmpl w:val="44481504"/>
+    <w:lvl w:ilvl="0">
+      <w:start w:val="1"/>
+      <w:numFmt w:val="bullet"/>
+      <w:lvlText w:val=""/>
+      <w:lvlJc w:val="left"/>
+      <w:pPr>
+        <w:tabs>
+          <w:tab w:val="num" w:pos="720"/>
+        </w:tabs>
+        <w:ind w:left="720" w:hanging="360"/>
+      </w:pPr>
+      <w:rPr>
+        <w:rFonts w:ascii="Symbol" w:hAnsi="Symbol" w:hint="default"/>
+        <w:sz w:val="20"/>
+      </w:rPr>
+    </w:lvl>
+    <w:lvl w:ilvl="1">
+      <w:start w:val="1"/>
+      <w:numFmt w:val="bullet"/>
+      <w:lvlText w:val="o"/>
+      <w:lvlJc w:val="left"/>
+      <w:pPr>
+        <w:tabs>
+          <w:tab w:val="num" w:pos="1440"/>
+        </w:tabs>
+        <w:ind w:left="1440" w:hanging="360"/>
+      </w:pPr>
+      <w:rPr>
+        <w:rFonts w:ascii="Courier New" w:hAnsi="Courier New" w:hint="default"/>
+        <w:sz w:val="20"/>
+      </w:rPr>
+    </w:lvl>
+    <w:lvl w:ilvl="2" w:tentative="1">
+      <w:start w:val="1"/>
+      <w:numFmt w:val="bullet"/>
+      <w:lvlText w:val=""/>
+      <w:lvlJc w:val="left"/>
+      <w:pPr>
+        <w:tabs>
+          <w:tab w:val="num" w:pos="2160"/>
+        </w:tabs>
+        <w:ind w:left="2160" w:hanging="360"/>
+      </w:pPr>
+      <w:rPr>
+        <w:rFonts w:ascii="Wingdings" w:hAnsi="Wingdings" w:hint="default"/>
+        <w:sz w:val="20"/>
+      </w:rPr>
+    </w:lvl>
+    <w:lvl w:ilvl="3" w:tentative="1">
+      <w:start w:val="1"/>
+      <w:numFmt w:val="bullet"/>
+      <w:lvlText w:val=""/>
+      <w:lvlJc w:val="left"/>
+      <w:pPr>
+        <w:tabs>
+          <w:tab w:val="num" w:pos="2880"/>
+        </w:tabs>
+        <w:ind w:left="2880" w:hanging="360"/>
+      </w:pPr>
+      <w:rPr>
+        <w:rFonts w:ascii="Wingdings" w:hAnsi="Wingdings" w:hint="default"/>
+        <w:sz w:val="20"/>
+      </w:rPr>
+    </w:lvl>
+    <w:lvl w:ilvl="4" w:tentative="1">
+      <w:start w:val="1"/>
+      <w:numFmt w:val="bullet"/>
+      <w:lvlText w:val=""/>
+      <w:lvlJc w:val="left"/>
+      <w:pPr>
+        <w:tabs>
+          <w:tab w:val="num" w:pos="3600"/>
+        </w:tabs>
+        <w:ind w:left="3600" w:hanging="360"/>
+      </w:pPr>
+      <w:rPr>
+        <w:rFonts w:ascii="Wingdings" w:hAnsi="Wingdings" w:hint="default"/>
+        <w:sz w:val="20"/>
+      </w:rPr>
+    </w:lvl>
+    <w:lvl w:ilvl="5" w:tentative="1">
+      <w:start w:val="1"/>
+      <w:numFmt w:val="bullet"/>
+      <w:lvlText w:val=""/>
+      <w:lvlJc w:val="left"/>
+      <w:pPr>
+        <w:tabs>
+          <w:tab w:val="num" w:pos="4320"/>
+        </w:tabs>
+        <w:ind w:left="4320" w:hanging="360"/>
+      </w:pPr>
+      <w:rPr>
+        <w:rFonts w:ascii="Wingdings" w:hAnsi="Wingdings" w:hint="default"/>
+        <w:sz w:val="20"/>
+      </w:rPr>
+    </w:lvl>
+    <w:lvl w:ilvl="6" w:tentative="1">
+      <w:start w:val="1"/>
+      <w:numFmt w:val="bullet"/>
+      <w:lvlText w:val=""/>
+      <w:lvlJc w:val="left"/>
+      <w:pPr>
+        <w:tabs>
+          <w:tab w:val="num" w:pos="5040"/>
+        </w:tabs>
+        <w:ind w:left="5040" w:hanging="360"/>
+      </w:pPr>
+      <w:rPr>
+        <w:rFonts w:ascii="Wingdings" w:hAnsi="Wingdings" w:hint="default"/>
+        <w:sz w:val="20"/>
+      </w:rPr>
+    </w:lvl>
+    <w:lvl w:ilvl="7" w:tentative="1">
+      <w:start w:val="1"/>
+      <w:numFmt w:val="bullet"/>
+      <w:lvlText w:val=""/>
+      <w:lvlJc w:val="left"/>
+      <w:pPr>
+        <w:tabs>
+          <w:tab w:val="num" w:pos="5760"/>
+        </w:tabs>
+        <w:ind w:left="5760" w:hanging="360"/>
+      </w:pPr>
+      <w:rPr>
+        <w:rFonts w:ascii="Wingdings" w:hAnsi="Wingdings" w:hint="default"/>
+        <w:sz w:val="20"/>
+      </w:rPr>
+    </w:lvl>
+    <w:lvl w:ilvl="8" w:tentative="1">
+      <w:start w:val="1"/>
+      <w:numFmt w:val="bullet"/>
+      <w:lvlText w:val=""/>
+      <w:lvlJc w:val="left"/>
+      <w:pPr>
+        <w:tabs>
+          <w:tab w:val="num" w:pos="6480"/>
+        </w:tabs>
+        <w:ind w:left="6480" w:hanging="360"/>
+      </w:pPr>
+      <w:rPr>
+        <w:rFonts w:ascii="Wingdings" w:hAnsi="Wingdings" w:hint="default"/>
+        <w:sz w:val="20"/>
+      </w:rPr>
+    </w:lvl>
+  </w:abstractNum>
+  <w:abstractNum w:abstractNumId="7" w15:restartNumberingAfterBreak="0">
     <w:nsid w:val="6C97392A"/>
     <w:multiLevelType w:val="multilevel"/>
     <w:tmpl w:val="622A3A7C"/>
@@ -1314,22 +1847,28 @@
     </w:lvl>
   </w:abstractNum>
   <w:num w:numId="1" w16cid:durableId="491062685">
-    <w:abstractNumId w:val="2"/>
+    <w:abstractNumId w:val="3"/>
   </w:num>
   <w:num w:numId="2" w16cid:durableId="2107378793">
-    <w:abstractNumId w:val="4"/>
+    <w:abstractNumId w:val="5"/>
   </w:num>
   <w:num w:numId="3" w16cid:durableId="1757433233">
     <w:abstractNumId w:val="0"/>
   </w:num>
   <w:num w:numId="4" w16cid:durableId="328488076">
-    <w:abstractNumId w:val="5"/>
+    <w:abstractNumId w:val="7"/>
   </w:num>
   <w:num w:numId="5" w16cid:durableId="1404329223">
-    <w:abstractNumId w:val="3"/>
+    <w:abstractNumId w:val="4"/>
   </w:num>
   <w:num w:numId="6" w16cid:durableId="540213514">
     <w:abstractNumId w:val="1"/>
+  </w:num>
+  <w:num w:numId="7" w16cid:durableId="1865285707">
+    <w:abstractNumId w:val="2"/>
+  </w:num>
+  <w:num w:numId="8" w16cid:durableId="1367869228">
+    <w:abstractNumId w:val="6"/>
   </w:num>
 </w:numbering>
 </file>
